--- a/plans/deployments/DON_MARTELLI_BRIEF_2026-04-20.docx
+++ b/plans/deployments/DON_MARTELLI_BRIEF_2026-04-20.docx
@@ -183,7 +183,7 @@
           <w:color w:val="0B1F3A"/>
           <w:sz w:val="30"/>
         </w:rPr>
-        <w:t>6 Lead-With Talking Points (in this order)</w:t>
+        <w:t>7 Lead-With Talking Points (in this order)</w:t>
       </w:r>
     </w:p>
     <w:p>
@@ -194,7 +194,7 @@
         <w:rPr>
           <w:sz w:val="22"/>
         </w:rPr>
-        <w:t>First 12-15 minutes. Earn the right to the pitch before you pitch. Order matters — co-founder reframe lands first because it takes Don out of the "customer evaluating vendor" frame and puts him in the "co-architect of a national movement" frame. Every other talking point lands harder from that position.</w:t>
+        <w:t>First 14-17 minutes. Earn the right to the pitch before you pitch. Order matters — co-founder reframe lands first because it takes Don out of the "customer evaluating vendor" frame and puts him in the "co-architect of a national movement" frame. Chamber-Gatekeeper reframe lands second because it reveals the scale of the power being handed over. Every other talking point lands harder from those two positions.</w:t>
       </w:r>
     </w:p>
     <w:p>
@@ -242,7 +242,42 @@
           <w:color w:val="0B1F3A"/>
           <w:sz w:val="24"/>
         </w:rPr>
-        <w:t>#2 — Microsoft Analogy</w:t>
+        <w:t>#2 — Chamber-Gatekeeper Reframe (NEW HIGH BEAT)</w:t>
+      </w:r>
+    </w:p>
+    <w:p>
+      <w:pPr>
+        <w:spacing w:after="160"/>
+      </w:pPr>
+      <w:r>
+        <w:rPr>
+          <w:sz w:val="22"/>
+        </w:rPr>
+        <w:t>"Don, when State Street or CVS eventually want our Atlas system, they don't talk to me. They talk to you. Your Chamber becomes the gatekeeper every business in your region must go through — small, mid-size, enterprise, any size. That's the power we're handing you. Not a software reseller agreement. A civic gatekeeper role. Corporate America pays. Main Street receives."</w:t>
+      </w:r>
+    </w:p>
+    <w:p>
+      <w:pPr>
+        <w:spacing w:after="160"/>
+      </w:pPr>
+      <w:r>
+        <w:rPr>
+          <w:sz w:val="22"/>
+        </w:rPr>
+        <w:t>Read-back: "Any size business, any price point, if it's an AMG product sold in Revere's region, it routes through Revere Chamber. Does that scale of power register for you?" If Don asks "will big businesses accept that?" — use the counter below.</w:t>
+      </w:r>
+    </w:p>
+    <w:p>
+      <w:pPr>
+        <w:spacing w:before="200" w:after="40"/>
+      </w:pPr>
+      <w:r>
+        <w:rPr>
+          <w:b/>
+          <w:color w:val="0B1F3A"/>
+          <w:sz w:val="24"/>
+        </w:rPr>
+        <w:t>#3 — Microsoft Analogy</w:t>
       </w:r>
     </w:p>
     <w:p>
@@ -266,7 +301,7 @@
           <w:color w:val="0B1F3A"/>
           <w:sz w:val="24"/>
         </w:rPr>
-        <w:t>#3 — Civic Legacy Framing</w:t>
+        <w:t>#4 — Civic Legacy Framing</w:t>
       </w:r>
     </w:p>
     <w:p>
@@ -290,7 +325,7 @@
           <w:color w:val="0B1F3A"/>
           <w:sz w:val="24"/>
         </w:rPr>
-        <w:t>#4 — Tiered Rev-Share Math</w:t>
+        <w:t>#5 — Tiered Rev-Share Math</w:t>
       </w:r>
     </w:p>
     <w:p>
@@ -314,7 +349,7 @@
           <w:color w:val="0B1F3A"/>
           <w:sz w:val="24"/>
         </w:rPr>
-        <w:t>#5 — Dues-Compounding Side-Effect</w:t>
+        <w:t>#6 — Dues-Compounding Side-Effect</w:t>
       </w:r>
     </w:p>
     <w:p>
@@ -338,7 +373,7 @@
           <w:color w:val="0B1F3A"/>
           <w:sz w:val="24"/>
         </w:rPr>
-        <w:t>#6 — Premier Partner VAR Unlock</w:t>
+        <w:t>#7 — Premier Partner VAR Unlock</w:t>
       </w:r>
     </w:p>
     <w:p>
@@ -446,6 +481,30 @@
           <w:sz w:val="22"/>
         </w:rPr>
         <w:t>Counter-phrase: "No catch. Zero cost to the Chamber. Rev-share only on what your members actually buy. 90-day pilot with a money-back-equivalent guarantee. The co-architect status is real — it's written into the partnership addendum, not a handshake. The upside is skewed toward YOU, not toward AMG. That's on purpose, because we need the first Chamber to win loudly."</w:t>
+      </w:r>
+    </w:p>
+    <w:p>
+      <w:pPr>
+        <w:spacing w:before="200" w:after="40"/>
+      </w:pPr>
+      <w:r>
+        <w:rPr>
+          <w:b/>
+          <w:color w:val="0B1F3A"/>
+          <w:sz w:val="24"/>
+        </w:rPr>
+        <w:t>If Don asks: "Will big businesses accept going through the Chamber?" (Chamber-Gatekeeper counter)</w:t>
+      </w:r>
+    </w:p>
+    <w:p>
+      <w:pPr>
+        <w:spacing w:after="160"/>
+      </w:pPr>
+      <w:r>
+        <w:rPr>
+          <w:sz w:val="22"/>
+        </w:rPr>
+        <w:t>Counter-phrase: "Solon pilots every enterprise executive-board relationship personally — I'm in the room for the State-Street-sized calls, not the Chamber. The Chamber is the merchant of record. The customer experience is identical to a direct engagement: same meetings, same delivery, same service level. The only difference is payment routing — their check clears through the Chamber instead of direct to AMG, and the Chamber takes its tier-rate share off the top. Corporate America pays. Main Street receives. Big businesses accept it because they're getting the exact same product. Small businesses benefit because the Chamber they already trust is the gatekeeper."</w:t>
       </w:r>
     </w:p>
     <w:p>
